--- a/docs/posts/spatial-sql-exporer/index.docx
+++ b/docs/posts/spatial-sql-exporer/index.docx
@@ -3297,24 +3297,6 @@
       </w:r>
       <w:r>
         <w:t xml:space="preserve">to correctly reconstruct state from a shared link. This name is hardcoded in several places. A better design would treat the demo like any other loaded file and infer the table name dynamically.</w:t>
-      </w:r>
-    </w:p>
-    <w:p>
-      <w:pPr>
-        <w:pStyle w:val="BodyText"/>
-      </w:pPr>
-      <w:r>
-        <w:rPr>
-          <w:b/>
-          <w:bCs/>
-        </w:rPr>
-        <w:t xml:space="preserve">PNG export on satellite/topo basemaps.</w:t>
-      </w:r>
-      <w:r>
-        <w:t xml:space="preserve"> </w:t>
-      </w:r>
-      <w:r>
-        <w:t xml:space="preserve">CORS restrictions on the Esri and OpenTopoMap tile servers taint the canvas, making full map export impossible without a server-side rendering step. Not a blocker, but worth knowing up front.</w:t>
       </w:r>
     </w:p>
     <w:bookmarkEnd w:id="32"/>

--- a/docs/posts/spatial-sql-exporer/index.docx
+++ b/docs/posts/spatial-sql-exporer/index.docx
@@ -78,7 +78,7 @@
       <w:r>
         <w:t xml:space="preserve"> </w:t>
       </w:r>
-      <w:hyperlink r:id="rId20">
+      <w:hyperlink r:id="rId9">
         <w:r>
           <w:rPr>
             <w:rStyle w:val="Hyperlink"/>
@@ -90,7 +90,7 @@
         <w:t xml:space="preserve">.</w:t>
       </w:r>
     </w:p>
-    <w:bookmarkStart w:id="21" w:name="what-it-is"/>
+    <w:bookmarkStart w:id="10" w:name="what-it-is"/>
     <w:p>
       <w:pPr>
         <w:pStyle w:val="Heading2"/>
@@ -115,8 +115,8 @@
         <w:t xml:space="preserve">The live app is embedded below. Load the demo data (Nepal district boundaries) and try running a few queries to get a feel for it.</w:t>
       </w:r>
     </w:p>
-    <w:bookmarkEnd w:id="21"/>
-    <w:bookmarkStart w:id="23" w:name="why-duckdb-in-the-browser"/>
+    <w:bookmarkEnd w:id="10"/>
+    <w:bookmarkStart w:id="12" w:name="why-duckdb-in-the-browser"/>
     <w:p>
       <w:pPr>
         <w:pStyle w:val="Heading2"/>
@@ -135,7 +135,7 @@
       <w:r>
         <w:t xml:space="preserve"> </w:t>
       </w:r>
-      <w:hyperlink r:id="rId22">
+      <w:hyperlink r:id="rId11">
         <w:r>
           <w:rPr>
             <w:rStyle w:val="Hyperlink"/>
@@ -893,8 +893,8 @@
         <w:t xml:space="preserve">, which handles the binary format efficiently. The fact that DuckDB can query Parquet in-browser is something I still find genuinely impressive — you can drop a multi-million-row Parquet file and run aggregate queries on it without leaving the browser tab.</w:t>
       </w:r>
     </w:p>
-    <w:bookmarkEnd w:id="23"/>
-    <w:bookmarkStart w:id="24" w:name="geometry-in-the-query-pipeline"/>
+    <w:bookmarkEnd w:id="12"/>
+    <w:bookmarkStart w:id="13" w:name="geometry-in-the-query-pipeline"/>
     <w:p>
       <w:pPr>
         <w:pStyle w:val="Heading2"/>
@@ -1517,8 +1517,8 @@
         <w:t xml:space="preserve">yourself.</w:t>
       </w:r>
     </w:p>
-    <w:bookmarkEnd w:id="24"/>
-    <w:bookmarkStart w:id="26" w:name="the-sql-editor"/>
+    <w:bookmarkEnd w:id="13"/>
+    <w:bookmarkStart w:id="15" w:name="the-sql-editor"/>
     <w:p>
       <w:pPr>
         <w:pStyle w:val="Heading2"/>
@@ -1537,7 +1537,7 @@
       <w:r>
         <w:t xml:space="preserve"> </w:t>
       </w:r>
-      <w:hyperlink r:id="rId25">
+      <w:hyperlink r:id="rId14">
         <w:r>
           <w:rPr>
             <w:rStyle w:val="Hyperlink"/>
@@ -1948,8 +1948,8 @@
         <w:t xml:space="preserve">so that toggling between light and dark mode instantly updates gutter colors, selection highlights, and autocomplete styles without a page refresh.</w:t>
       </w:r>
     </w:p>
-    <w:bookmarkEnd w:id="26"/>
-    <w:bookmarkStart w:id="27" w:name="map-styling"/>
+    <w:bookmarkEnd w:id="15"/>
+    <w:bookmarkStart w:id="16" w:name="map-styling"/>
     <w:p>
       <w:pPr>
         <w:pStyle w:val="Heading2"/>
@@ -2699,8 +2699,8 @@
         <w:t xml:space="preserve">// fallback</w:t>
       </w:r>
     </w:p>
-    <w:bookmarkEnd w:id="27"/>
-    <w:bookmarkStart w:id="28" w:name="session-persistence-and-url-sharing"/>
+    <w:bookmarkEnd w:id="16"/>
+    <w:bookmarkStart w:id="17" w:name="session-persistence-and-url-sharing"/>
     <w:p>
       <w:pPr>
         <w:pStyle w:val="Heading2"/>
@@ -3060,8 +3060,8 @@
         <w:t xml:space="preserve">flag so the app can auto-load the demo data when the link is opened.</w:t>
       </w:r>
     </w:p>
-    <w:bookmarkEnd w:id="28"/>
-    <w:bookmarkStart w:id="30" w:name="the-sharedarraybuffer-constraint"/>
+    <w:bookmarkEnd w:id="17"/>
+    <w:bookmarkStart w:id="19" w:name="the-sharedarraybuffer-constraint"/>
     <w:p>
       <w:pPr>
         <w:pStyle w:val="Heading2"/>
@@ -3118,7 +3118,7 @@
       <w:r>
         <w:t xml:space="preserve"> </w:t>
       </w:r>
-      <w:hyperlink r:id="rId29">
+      <w:hyperlink r:id="rId18">
         <w:r>
           <w:rPr>
             <w:rStyle w:val="Hyperlink"/>
@@ -3160,8 +3160,8 @@
         <w:t xml:space="preserve">— if you move it into a subdirectory, it can’t intercept the root page and DuckDB fails silently with an infinite reload loop.</w:t>
       </w:r>
     </w:p>
-    <w:bookmarkEnd w:id="30"/>
-    <w:bookmarkStart w:id="31" w:name="demo-data-nepal-districts"/>
+    <w:bookmarkEnd w:id="19"/>
+    <w:bookmarkStart w:id="20" w:name="demo-data-nepal-districts"/>
     <w:p>
       <w:pPr>
         <w:pStyle w:val="Heading2"/>
@@ -3186,8 +3186,8 @@
         <w:t xml:space="preserve">It’s also, admittedly, a personal choice. I grew up in Nepal, and most of my professional work is on transportation planning in the US. This project sits in neither domain directly, but it felt right to use a dataset from home for the demo.</w:t>
       </w:r>
     </w:p>
-    <w:bookmarkEnd w:id="31"/>
-    <w:bookmarkStart w:id="32" w:name="what-id-do-differently"/>
+    <w:bookmarkEnd w:id="20"/>
+    <w:bookmarkStart w:id="21" w:name="what-id-do-differently"/>
     <w:p>
       <w:pPr>
         <w:pStyle w:val="Heading2"/>
@@ -3299,8 +3299,8 @@
         <w:t xml:space="preserve">to correctly reconstruct state from a shared link. This name is hardcoded in several places. A better design would treat the demo like any other loaded file and infer the table name dynamically.</w:t>
       </w:r>
     </w:p>
-    <w:bookmarkEnd w:id="32"/>
-    <w:bookmarkStart w:id="34" w:name="wrapping-up"/>
+    <w:bookmarkEnd w:id="21"/>
+    <w:bookmarkStart w:id="23" w:name="wrapping-up"/>
     <w:p>
       <w:pPr>
         <w:pStyle w:val="Heading2"/>
@@ -3339,7 +3339,7 @@
       <w:r>
         <w:t xml:space="preserve"> </w:t>
       </w:r>
-      <w:hyperlink r:id="rId33">
+      <w:hyperlink r:id="rId22">
         <w:r>
           <w:rPr>
             <w:rStyle w:val="Hyperlink"/>
@@ -3354,7 +3354,7 @@
         <w:t xml:space="preserve">— issues and PRs welcome.</w:t>
       </w:r>
     </w:p>
-    <w:bookmarkEnd w:id="34"/>
+    <w:bookmarkEnd w:id="23"/>
     <w:sectPr>
       <w:footnotePr>
         <w:numRestart w:val="eachSect"/>
@@ -3476,10 +3476,10 @@
   <w:docDefaults>
     <w:rPrDefault>
       <w:rPr>
-        <w:rFonts w:asciiTheme="minorHAnsi" w:cstheme="minorBidi" w:eastAsiaTheme="minorHAnsi" w:hAnsiTheme="minorHAnsi"/>
+        <w:rFonts w:asciiTheme="minorHAnsi" w:cstheme="minorBidi" w:eastAsiaTheme="minorEastAsia" w:hAnsiTheme="minorHAnsi"/>
         <w:sz w:val="24"/>
         <w:szCs w:val="24"/>
-        <w:lang w:bidi="ar-SA" w:eastAsia="en-US" w:val="en-US"/>
+        <w:lang w:bidi="ar-SA" w:eastAsia="zh-CN" w:val="en-US"/>
       </w:rPr>
     </w:rPrDefault>
     <w:pPrDefault>
@@ -4020,13 +4020,6 @@
       </w:tblCellMar>
     </w:tblPr>
     <w:tblStylePr w:type="firstRow">
-      <w:tblPr>
-        <w:jc w:val="left"/>
-        <w:tblInd w:type="dxa" w:w="0"/>
-      </w:tblPr>
-      <w:trPr>
-        <w:jc w:val="left"/>
-      </w:trPr>
       <w:tcPr>
         <w:tcBorders>
           <w:bottom w:val="single"/>
